--- a/documents/Spec_Review/Security_SPEC_Review.docx
+++ b/documents/Spec_Review/Security_SPEC_Review.docx
@@ -42,14 +42,30 @@
           <w:b/>
           <w:bCs/>
         </w:rPr>
-        <w:t xml:space="preserve">Aduit and Review of Security Spec Requirements against </w:t>
-      </w:r>
-      <w:r>
-        <w:rPr>
-          <w:b/>
-          <w:bCs/>
-        </w:rPr>
-        <w:t xml:space="preserve"> STRIDE Skill + </w:t>
+        <w:t xml:space="preserve">Aduit and Review of Security Spec Requirements </w:t>
+      </w:r>
+      <w:proofErr w:type="gramStart"/>
+      <w:r>
+        <w:rPr>
+          <w:b/>
+          <w:bCs/>
+        </w:rPr>
+        <w:t xml:space="preserve">against </w:t>
+      </w:r>
+      <w:r>
+        <w:rPr>
+          <w:b/>
+          <w:bCs/>
+        </w:rPr>
+        <w:t xml:space="preserve"> STRIDE</w:t>
+      </w:r>
+      <w:proofErr w:type="gramEnd"/>
+      <w:r>
+        <w:rPr>
+          <w:b/>
+          <w:bCs/>
+        </w:rPr>
+        <w:t xml:space="preserve"> Skill + </w:t>
       </w:r>
       <w:proofErr w:type="spellStart"/>
       <w:r>
@@ -1461,8 +1477,13 @@
         </w:numPr>
       </w:pPr>
       <w:r>
-        <w:t>blocks deletes</w:t>
-      </w:r>
+        <w:t xml:space="preserve">blocks </w:t>
+      </w:r>
+      <w:proofErr w:type="gramStart"/>
+      <w:r>
+        <w:t>deletes</w:t>
+      </w:r>
+      <w:proofErr w:type="gramEnd"/>
     </w:p>
     <w:p>
       <w:pPr>
@@ -3412,16 +3433,12 @@
         </w:tabs>
         <w:rPr>
           <w:rFonts w:ascii="Aptos" w:hAnsi="Aptos"/>
-          <w:b/>
-          <w:bCs/>
           <w:color w:val="000000" w:themeColor="text1"/>
         </w:rPr>
       </w:pPr>
       <w:r>
         <w:rPr>
           <w:rFonts w:ascii="Aptos" w:hAnsi="Aptos"/>
-          <w:b/>
-          <w:bCs/>
           <w:color w:val="000000" w:themeColor="text1"/>
         </w:rPr>
         <w:t>No content → no risk.</w:t>
@@ -3493,25 +3510,44 @@
           <w:bCs/>
           <w:color w:val="000000" w:themeColor="text1"/>
         </w:rPr>
-        <w:t xml:space="preserve">        U</w:t>
-      </w:r>
-      <w:r>
+        <w:t xml:space="preserve">        </w:t>
+      </w:r>
+    </w:p>
+    <w:p>
+      <w:pPr>
+        <w:pStyle w:val="NoSpacing"/>
+        <w:tabs>
+          <w:tab w:val="left" w:pos="2957"/>
+        </w:tabs>
         <w:rPr>
           <w:rFonts w:ascii="Aptos" w:hAnsi="Aptos"/>
           <w:b/>
           <w:bCs/>
           <w:color w:val="000000" w:themeColor="text1"/>
         </w:rPr>
+      </w:pPr>
+      <w:r>
+        <w:rPr>
+          <w:rFonts w:ascii="Aptos" w:hAnsi="Aptos"/>
+          <w:b/>
+          <w:bCs/>
+          <w:color w:val="000000" w:themeColor="text1"/>
+        </w:rPr>
+        <w:t>U</w:t>
+      </w:r>
+      <w:r>
+        <w:rPr>
+          <w:rFonts w:ascii="Aptos" w:hAnsi="Aptos"/>
+          <w:b/>
+          <w:bCs/>
+          <w:color w:val="000000" w:themeColor="text1"/>
+        </w:rPr>
         <w:t>pdate the STRIDE doc to reflect:</w:t>
       </w:r>
     </w:p>
     <w:p>
       <w:pPr>
         <w:pStyle w:val="NoSpacing"/>
-        <w:numPr>
-          <w:ilvl w:val="0"/>
-          <w:numId w:val="32"/>
-        </w:numPr>
         <w:tabs>
           <w:tab w:val="left" w:pos="2957"/>
         </w:tabs>
@@ -3522,11 +3558,21 @@
           <w:color w:val="000000" w:themeColor="text1"/>
         </w:rPr>
       </w:pPr>
-      <w:r>
+    </w:p>
+    <w:p>
+      <w:pPr>
+        <w:pStyle w:val="NoSpacing"/>
+        <w:tabs>
+          <w:tab w:val="left" w:pos="2957"/>
+        </w:tabs>
         <w:rPr>
           <w:rFonts w:ascii="Aptos" w:hAnsi="Aptos"/>
-          <w:b/>
-          <w:bCs/>
+          <w:color w:val="000000" w:themeColor="text1"/>
+        </w:rPr>
+      </w:pPr>
+      <w:r>
+        <w:rPr>
+          <w:rFonts w:ascii="Aptos" w:hAnsi="Aptos"/>
           <w:color w:val="000000" w:themeColor="text1"/>
         </w:rPr>
         <w:t>“Information Disclosure mitigated by eliminating all content previews.”</w:t>
@@ -3690,8 +3736,13 @@
         <w:t xml:space="preserve">  "</w:t>
       </w:r>
       <w:proofErr w:type="spellStart"/>
-      <w:r>
-        <w:t>action_type</w:t>
+      <w:proofErr w:type="gramStart"/>
+      <w:r>
+        <w:t>action</w:t>
+      </w:r>
+      <w:proofErr w:type="gramEnd"/>
+      <w:r>
+        <w:t>_type</w:t>
       </w:r>
       <w:proofErr w:type="spellEnd"/>
       <w:r>
@@ -3703,8 +3754,13 @@
         <w:t xml:space="preserve">  "</w:t>
       </w:r>
       <w:proofErr w:type="spellStart"/>
-      <w:r>
-        <w:t>path_redacted</w:t>
+      <w:proofErr w:type="gramStart"/>
+      <w:r>
+        <w:t>path</w:t>
+      </w:r>
+      <w:proofErr w:type="gramEnd"/>
+      <w:r>
+        <w:t>_redacted</w:t>
       </w:r>
       <w:proofErr w:type="spellEnd"/>
       <w:r>
@@ -3713,11 +3769,17 @@
     </w:p>
     <w:p>
       <w:r>
+        <w:lastRenderedPageBreak/>
         <w:t xml:space="preserve">  "</w:t>
       </w:r>
       <w:proofErr w:type="spellStart"/>
-      <w:r>
-        <w:t>hitl_status</w:t>
+      <w:proofErr w:type="gramStart"/>
+      <w:r>
+        <w:t>hitl</w:t>
+      </w:r>
+      <w:proofErr w:type="gramEnd"/>
+      <w:r>
+        <w:t>_status</w:t>
       </w:r>
       <w:proofErr w:type="spellEnd"/>
       <w:r>
@@ -3734,7 +3796,6 @@
     </w:p>
     <w:p>
       <w:r>
-        <w:lastRenderedPageBreak/>
         <w:t xml:space="preserve">  "result": "success" | "failure" | "skipped",</w:t>
       </w:r>
     </w:p>
@@ -4067,260 +4128,294 @@
     </w:p>
     <w:p>
       <w:r>
+        <w:lastRenderedPageBreak/>
         <w:t>message: "Logs must be redacted before writing."</w:t>
       </w:r>
     </w:p>
     <w:p>
       <w:r>
+        <w:t>severity: ERROR</w:t>
+      </w:r>
+    </w:p>
+    <w:p>
+      <w:pPr>
+        <w:rPr>
+          <w:b/>
+          <w:bCs/>
+        </w:rPr>
+      </w:pPr>
+      <w:r>
+        <w:rPr>
+          <w:rFonts w:ascii="Segoe UI Emoji" w:hAnsi="Segoe UI Emoji" w:cs="Segoe UI Emoji"/>
+          <w:b/>
+          <w:bCs/>
+        </w:rPr>
+        <w:t>⭐</w:t>
+      </w:r>
+      <w:r>
+        <w:rPr>
+          <w:b/>
+          <w:bCs/>
+        </w:rPr>
+        <w:t xml:space="preserve"> PART 3 — Update </w:t>
+      </w:r>
+      <w:proofErr w:type="spellStart"/>
+      <w:r>
+        <w:rPr>
+          <w:b/>
+          <w:bCs/>
+        </w:rPr>
+        <w:t>Semgrep</w:t>
+      </w:r>
+      <w:proofErr w:type="spellEnd"/>
+      <w:r>
+        <w:rPr>
+          <w:b/>
+          <w:bCs/>
+        </w:rPr>
+        <w:t xml:space="preserve"> Ruleset</w:t>
+      </w:r>
+    </w:p>
+    <w:p>
+      <w:r>
+        <w:t>We will add:</w:t>
+      </w:r>
+    </w:p>
+    <w:p>
+      <w:pPr>
+        <w:rPr>
+          <w:b/>
+          <w:bCs/>
+        </w:rPr>
+      </w:pPr>
+      <w:r>
+        <w:rPr>
+          <w:b/>
+          <w:bCs/>
+        </w:rPr>
+        <w:t>1. Block all file content reads</w:t>
+      </w:r>
+    </w:p>
+    <w:p>
+      <w:r>
+        <w:t>Code</w:t>
+      </w:r>
+    </w:p>
+    <w:p>
+      <w:r>
+        <w:t>id: no-file-content-reading</w:t>
+      </w:r>
+    </w:p>
+    <w:p>
+      <w:r>
+        <w:t>pattern-either:</w:t>
+      </w:r>
+    </w:p>
+    <w:p>
+      <w:r>
+        <w:t xml:space="preserve">  - pattern: </w:t>
+      </w:r>
+      <w:proofErr w:type="gramStart"/>
+      <w:r>
+        <w:t>open(</w:t>
+      </w:r>
+      <w:proofErr w:type="gramEnd"/>
+      <w:r>
+        <w:t>$PATH, "r")</w:t>
+      </w:r>
+    </w:p>
+    <w:p>
+      <w:r>
+        <w:t xml:space="preserve">  - pattern: </w:t>
+      </w:r>
+      <w:proofErr w:type="gramStart"/>
+      <w:r>
+        <w:t>open(</w:t>
+      </w:r>
+      <w:proofErr w:type="gramEnd"/>
+      <w:r>
+        <w:t>$PATH, "</w:t>
+      </w:r>
+      <w:proofErr w:type="spellStart"/>
+      <w:r>
+        <w:t>rb</w:t>
+      </w:r>
+      <w:proofErr w:type="spellEnd"/>
+      <w:r>
+        <w:t>")</w:t>
+      </w:r>
+    </w:p>
+    <w:p>
+      <w:r>
+        <w:t xml:space="preserve">  - pattern: PyPDF2.PdfReader($PATH)</w:t>
+      </w:r>
+    </w:p>
+    <w:p>
+      <w:r>
+        <w:t>message: "Reading file contents is forbidden. Metadata-only mode enforced."</w:t>
+      </w:r>
+    </w:p>
+    <w:p>
+      <w:r>
+        <w:t>severity: ERROR</w:t>
+      </w:r>
+    </w:p>
+    <w:p>
+      <w:pPr>
+        <w:rPr>
+          <w:b/>
+          <w:bCs/>
+        </w:rPr>
+      </w:pPr>
+      <w:r>
+        <w:rPr>
+          <w:b/>
+          <w:bCs/>
+        </w:rPr>
+        <w:t>2. Block sensitive data in logs</w:t>
+      </w:r>
+    </w:p>
+    <w:p>
+      <w:r>
+        <w:t>Code</w:t>
+      </w:r>
+    </w:p>
+    <w:p>
+      <w:r>
+        <w:t>id: no-sensitive-data-in-logs</w:t>
+      </w:r>
+    </w:p>
+    <w:p>
+      <w:r>
+        <w:t xml:space="preserve">pattern: </w:t>
+      </w:r>
+      <w:proofErr w:type="spellStart"/>
+      <w:r>
+        <w:t>write_log</w:t>
+      </w:r>
+      <w:proofErr w:type="spellEnd"/>
+      <w:r>
+        <w:t>($DATA)</w:t>
+      </w:r>
+    </w:p>
+    <w:p>
+      <w:r>
+        <w:t xml:space="preserve">pattern-not: </w:t>
+      </w:r>
+      <w:proofErr w:type="spellStart"/>
+      <w:r>
+        <w:t>write_log</w:t>
+      </w:r>
+      <w:proofErr w:type="spellEnd"/>
+      <w:r>
+        <w:t>(redact($DATA))</w:t>
+      </w:r>
+    </w:p>
+    <w:p>
+      <w:r>
+        <w:t>message: "Logs must be redacted before writing."</w:t>
+      </w:r>
+    </w:p>
+    <w:p>
+      <w:r>
+        <w:t>severity: ERROR</w:t>
+      </w:r>
+    </w:p>
+    <w:p>
+      <w:pPr>
+        <w:rPr>
+          <w:b/>
+          <w:bCs/>
+        </w:rPr>
+      </w:pPr>
+      <w:r>
+        <w:rPr>
+          <w:b/>
+          <w:bCs/>
+        </w:rPr>
+        <w:t>3. Block sending any file content to Gemini</w:t>
+      </w:r>
+    </w:p>
+    <w:p>
+      <w:r>
+        <w:t>Code</w:t>
+      </w:r>
+    </w:p>
+    <w:p>
+      <w:r>
+        <w:t>id: no-content-upload-to-</w:t>
+      </w:r>
+      <w:proofErr w:type="spellStart"/>
+      <w:r>
+        <w:t>llm</w:t>
+      </w:r>
+      <w:proofErr w:type="spellEnd"/>
+    </w:p>
+    <w:p>
+      <w:r>
+        <w:t>pattern-either:</w:t>
+      </w:r>
+    </w:p>
+    <w:p>
+      <w:r>
+        <w:t xml:space="preserve">  - pattern: </w:t>
+      </w:r>
+      <w:proofErr w:type="spellStart"/>
+      <w:proofErr w:type="gramStart"/>
+      <w:r>
+        <w:t>client.generate</w:t>
+      </w:r>
+      <w:proofErr w:type="gramEnd"/>
+      <w:r>
+        <w:t>_</w:t>
+      </w:r>
+      <w:proofErr w:type="gramStart"/>
+      <w:r>
+        <w:t>content</w:t>
+      </w:r>
+      <w:proofErr w:type="spellEnd"/>
+      <w:r>
+        <w:t>(open(</w:t>
+      </w:r>
+      <w:proofErr w:type="gramEnd"/>
+      <w:r>
+        <w:t>$PATH, "</w:t>
+      </w:r>
+      <w:proofErr w:type="spellStart"/>
+      <w:r>
+        <w:t>rb</w:t>
+      </w:r>
+      <w:proofErr w:type="spellEnd"/>
+      <w:r>
+        <w:t>"))</w:t>
+      </w:r>
+    </w:p>
+    <w:p>
+      <w:r>
+        <w:t xml:space="preserve">  - pattern: </w:t>
+      </w:r>
+      <w:proofErr w:type="spellStart"/>
+      <w:proofErr w:type="gramStart"/>
+      <w:r>
+        <w:t>client.generate</w:t>
+      </w:r>
+      <w:proofErr w:type="gramEnd"/>
+      <w:r>
+        <w:t>_content</w:t>
+      </w:r>
+      <w:proofErr w:type="spellEnd"/>
+      <w:r>
+        <w:t>($CONTENT)</w:t>
+      </w:r>
+    </w:p>
+    <w:p>
+      <w:r>
         <w:lastRenderedPageBreak/>
-        <w:t>severity: ERROR</w:t>
-      </w:r>
-    </w:p>
-    <w:p>
-      <w:pPr>
-        <w:rPr>
-          <w:b/>
-          <w:bCs/>
-        </w:rPr>
-      </w:pPr>
-      <w:r>
-        <w:rPr>
-          <w:rFonts w:ascii="Segoe UI Emoji" w:hAnsi="Segoe UI Emoji" w:cs="Segoe UI Emoji"/>
-          <w:b/>
-          <w:bCs/>
-        </w:rPr>
-        <w:t>⭐</w:t>
-      </w:r>
-      <w:r>
-        <w:rPr>
-          <w:b/>
-          <w:bCs/>
-        </w:rPr>
-        <w:t xml:space="preserve"> PART 3 — Update </w:t>
-      </w:r>
-      <w:proofErr w:type="spellStart"/>
-      <w:r>
-        <w:rPr>
-          <w:b/>
-          <w:bCs/>
-        </w:rPr>
-        <w:t>Semgrep</w:t>
-      </w:r>
-      <w:proofErr w:type="spellEnd"/>
-      <w:r>
-        <w:rPr>
-          <w:b/>
-          <w:bCs/>
-        </w:rPr>
-        <w:t xml:space="preserve"> Ruleset</w:t>
-      </w:r>
-    </w:p>
-    <w:p>
-      <w:r>
-        <w:t>We will add:</w:t>
-      </w:r>
-    </w:p>
-    <w:p>
-      <w:pPr>
-        <w:rPr>
-          <w:b/>
-          <w:bCs/>
-        </w:rPr>
-      </w:pPr>
-      <w:r>
-        <w:rPr>
-          <w:b/>
-          <w:bCs/>
-        </w:rPr>
-        <w:t>1. Block all file content reads</w:t>
-      </w:r>
-    </w:p>
-    <w:p>
-      <w:r>
-        <w:t>Code</w:t>
-      </w:r>
-    </w:p>
-    <w:p>
-      <w:r>
-        <w:t>id: no-file-content-reading</w:t>
-      </w:r>
-    </w:p>
-    <w:p>
-      <w:r>
-        <w:t>pattern-either:</w:t>
-      </w:r>
-    </w:p>
-    <w:p>
-      <w:r>
-        <w:t xml:space="preserve">  - pattern: open($PATH, "r")</w:t>
-      </w:r>
-    </w:p>
-    <w:p>
-      <w:r>
-        <w:t xml:space="preserve">  - pattern: open($PATH, "</w:t>
-      </w:r>
-      <w:proofErr w:type="spellStart"/>
-      <w:r>
-        <w:t>rb</w:t>
-      </w:r>
-      <w:proofErr w:type="spellEnd"/>
-      <w:r>
-        <w:t>")</w:t>
-      </w:r>
-    </w:p>
-    <w:p>
-      <w:r>
-        <w:t xml:space="preserve">  - pattern: PyPDF2.PdfReader($PATH)</w:t>
-      </w:r>
-    </w:p>
-    <w:p>
-      <w:r>
-        <w:t>message: "Reading file contents is forbidden. Metadata-only mode enforced."</w:t>
-      </w:r>
-    </w:p>
-    <w:p>
-      <w:r>
-        <w:t>severity: ERROR</w:t>
-      </w:r>
-    </w:p>
-    <w:p>
-      <w:pPr>
-        <w:rPr>
-          <w:b/>
-          <w:bCs/>
-        </w:rPr>
-      </w:pPr>
-      <w:r>
-        <w:rPr>
-          <w:b/>
-          <w:bCs/>
-        </w:rPr>
-        <w:t>2. Block sensitive data in logs</w:t>
-      </w:r>
-    </w:p>
-    <w:p>
-      <w:r>
-        <w:t>Code</w:t>
-      </w:r>
-    </w:p>
-    <w:p>
-      <w:r>
-        <w:t>id: no-sensitive-data-in-logs</w:t>
-      </w:r>
-    </w:p>
-    <w:p>
-      <w:r>
-        <w:t xml:space="preserve">pattern: </w:t>
-      </w:r>
-      <w:proofErr w:type="spellStart"/>
-      <w:r>
-        <w:t>write_log</w:t>
-      </w:r>
-      <w:proofErr w:type="spellEnd"/>
-      <w:r>
-        <w:t>($DATA)</w:t>
-      </w:r>
-    </w:p>
-    <w:p>
-      <w:r>
-        <w:t xml:space="preserve">pattern-not: </w:t>
-      </w:r>
-      <w:proofErr w:type="spellStart"/>
-      <w:r>
-        <w:t>write_log</w:t>
-      </w:r>
-      <w:proofErr w:type="spellEnd"/>
-      <w:r>
-        <w:t>(redact($DATA))</w:t>
-      </w:r>
-    </w:p>
-    <w:p>
-      <w:r>
-        <w:t>message: "Logs must be redacted before writing."</w:t>
-      </w:r>
-    </w:p>
-    <w:p>
-      <w:r>
-        <w:t>severity: ERROR</w:t>
-      </w:r>
-    </w:p>
-    <w:p>
-      <w:pPr>
-        <w:rPr>
-          <w:b/>
-          <w:bCs/>
-        </w:rPr>
-      </w:pPr>
-      <w:r>
-        <w:rPr>
-          <w:b/>
-          <w:bCs/>
-        </w:rPr>
-        <w:t>3. Block sending any file content to Gemini</w:t>
-      </w:r>
-    </w:p>
-    <w:p>
-      <w:r>
-        <w:t>Code</w:t>
-      </w:r>
-    </w:p>
-    <w:p>
-      <w:r>
-        <w:t>id: no-content-upload-to-</w:t>
-      </w:r>
-      <w:proofErr w:type="spellStart"/>
-      <w:r>
-        <w:t>llm</w:t>
-      </w:r>
-      <w:proofErr w:type="spellEnd"/>
-    </w:p>
-    <w:p>
-      <w:r>
-        <w:t>pattern-either:</w:t>
-      </w:r>
-    </w:p>
-    <w:p>
-      <w:r>
-        <w:t xml:space="preserve">  - pattern: </w:t>
-      </w:r>
-      <w:proofErr w:type="spellStart"/>
-      <w:r>
-        <w:t>client.generate_content</w:t>
-      </w:r>
-      <w:proofErr w:type="spellEnd"/>
-      <w:r>
-        <w:t>(open($PATH, "</w:t>
-      </w:r>
-      <w:proofErr w:type="spellStart"/>
-      <w:r>
-        <w:t>rb</w:t>
-      </w:r>
-      <w:proofErr w:type="spellEnd"/>
-      <w:r>
-        <w:t>"))</w:t>
-      </w:r>
-    </w:p>
-    <w:p>
-      <w:r>
-        <w:t xml:space="preserve">  - pattern: </w:t>
-      </w:r>
-      <w:proofErr w:type="spellStart"/>
-      <w:r>
-        <w:t>client.generate_content</w:t>
-      </w:r>
-      <w:proofErr w:type="spellEnd"/>
-      <w:r>
-        <w:t>($CONTENT)</w:t>
-      </w:r>
-    </w:p>
-    <w:p>
-      <w:r>
         <w:t xml:space="preserve">    where $CONTENT is file content</w:t>
       </w:r>
     </w:p>
     <w:p>
       <w:r>
-        <w:lastRenderedPageBreak/>
         <w:t>message: "LLM must never receive file contents. Metadata-only mode enforced."</w:t>
       </w:r>
     </w:p>
@@ -4586,7 +4681,15 @@
         </w:numPr>
       </w:pPr>
       <w:r>
-        <w:t>No file-content reading (open(path, "r"), PyPDF2.PdfReader)</w:t>
+        <w:t>No file-content reading (</w:t>
+      </w:r>
+      <w:proofErr w:type="gramStart"/>
+      <w:r>
+        <w:t>open(</w:t>
+      </w:r>
+      <w:proofErr w:type="gramEnd"/>
+      <w:r>
+        <w:t>path, "r"), PyPDF2.PdfReader)</w:t>
       </w:r>
     </w:p>
     <w:p>
@@ -4611,18 +4714,22 @@
         <w:t>No direct deletes (</w:t>
       </w:r>
       <w:proofErr w:type="spellStart"/>
+      <w:proofErr w:type="gramStart"/>
       <w:r>
         <w:t>os.remove</w:t>
       </w:r>
       <w:proofErr w:type="spellEnd"/>
+      <w:proofErr w:type="gramEnd"/>
       <w:r>
         <w:t xml:space="preserve">, </w:t>
       </w:r>
       <w:proofErr w:type="spellStart"/>
+      <w:proofErr w:type="gramStart"/>
       <w:r>
         <w:t>shutil.rmtree</w:t>
       </w:r>
       <w:proofErr w:type="spellEnd"/>
+      <w:proofErr w:type="gramEnd"/>
       <w:r>
         <w:t>)</w:t>
       </w:r>
@@ -4635,6 +4742,7 @@
         </w:numPr>
       </w:pPr>
       <w:r>
+        <w:lastRenderedPageBreak/>
         <w:t>No unsafe path joins</w:t>
       </w:r>
     </w:p>
@@ -4646,7 +4754,6 @@
         </w:numPr>
       </w:pPr>
       <w:r>
-        <w:lastRenderedPageBreak/>
         <w:t>No system folder access</w:t>
       </w:r>
     </w:p>
@@ -4805,8 +4912,17 @@
           <w:b/>
           <w:bCs/>
         </w:rPr>
-        <w:t xml:space="preserve"> Why this matters</w:t>
-      </w:r>
+        <w:t xml:space="preserve"> Why </w:t>
+      </w:r>
+      <w:proofErr w:type="gramStart"/>
+      <w:r>
+        <w:rPr>
+          <w:b/>
+          <w:bCs/>
+        </w:rPr>
+        <w:t>this matters</w:t>
+      </w:r>
+      <w:proofErr w:type="gramEnd"/>
     </w:p>
     <w:p>
       <w:r>
@@ -9815,6 +9931,7 @@
   <w:style w:type="character" w:default="1" w:styleId="DefaultParagraphFont">
     <w:name w:val="Default Paragraph Font"/>
     <w:uiPriority w:val="1"/>
+    <w:semiHidden/>
     <w:unhideWhenUsed/>
   </w:style>
   <w:style w:type="table" w:default="1" w:styleId="TableNormal">
